--- a/egypt-final/3_Methodology.docx
+++ b/egypt-final/3_Methodology.docx
@@ -453,12 +453,8 @@
             <w:pPr>
               <w:spacing w:after="0"/>
             </w:pPr>
-            <w:r/>
             <w:r>
-              <w:rPr>
-                <w:sz w:val="18"/>
-              </w:rPr>
-              <w:t>As 3A, with free allowances per unit of output</w:t>
+              <w:t>As 3A, with free allowances per unit of output for all covered industry</w:t>
             </w:r>
           </w:p>
         </w:tc>
@@ -778,6 +774,11 @@
       </w:r>
     </w:p>
     <w:p>
+      <w:r>
+        <w:t>3B free allowances. In 3B the free allowances cover all covered industry, not only the CBAM goods. In the rest of covered industry, the lower-output part (one minus the efficiency share, two thirds) of CPAT’s response, including its proportional process emissions, is removed, and the value of the allowances (carbon price × priced industrial fuel emissions outside the CBAM goods, USD 0.33bn) is deducted from revenue. Deaths avoided are adjusted for the fuel part. The result is a smaller cut (−12.0 Mt) and net revenue of USD 0.3bn. Receipts are not recalculated for the changed emissions.</w:t>
+      </w:r>
+    </w:p>
+    <w:p>
       <w:pPr>
         <w:pStyle w:val="Heading2"/>
       </w:pPr>
@@ -800,7 +801,7 @@
     </w:p>
     <w:p>
       <w:r>
-        <w:t>We take no credit for the carbon price paid in Egypt. This keeps the figure independent of the EU price and consistent across scenarios. A version with that credit is kept in the workbook for reference only. Calculation: Egypt_CBAM_Obligations.xlsx.</w:t>
+        <w:t>We take no credit for the carbon price paid in Egypt. This keeps the figure independent of the EU price and consistent across scenarios. A version with that credit is kept in the workbook for reference only, on the 2030 phase-in and with no phase-in. Calculation: Egypt_Model.xlsx, sheet Table2_Final.</w:t>
       </w:r>
     </w:p>
     <w:p>

--- a/egypt-final/3_Methodology.docx
+++ b/egypt-final/3_Methodology.docx
@@ -720,7 +720,7 @@
         <w:t xml:space="preserve">Output. </w:t>
       </w:r>
       <w:r>
-        <w:t>Output = baseline output × (1 + net cost increase)^(−0.5). Only the net cost (after rebate) affects output.</w:t>
+        <w:t>Output = baseline output × (1 + net cost increase)^ε, with ε = −0.10 for cement, −0.40 for steel and fertilisers and −0.50 for aluminium. Only the net cost (after rebate) affects output.</w:t>
       </w:r>
     </w:p>
     <w:p>
@@ -1151,12 +1151,8 @@
               <w:spacing w:after="0"/>
               <w:jc w:val="center"/>
             </w:pPr>
-            <w:r/>
             <w:r>
-              <w:rPr>
-                <w:sz w:val="18"/>
-              </w:rPr>
-              <w:t>−0.5</w:t>
+              <w:t>−0.1 to −0.5</w:t>
             </w:r>
           </w:p>
         </w:tc>
@@ -1169,12 +1165,8 @@
               <w:spacing w:after="0"/>
               <w:jc w:val="center"/>
             </w:pPr>
-            <w:r/>
             <w:r>
-              <w:rPr>
-                <w:sz w:val="18"/>
-              </w:rPr>
-              <w:t>Placeholder</w:t>
+              <w:t>Literature: cement demand −0.02 to −0.16 with 20–40% pass-through; steel −0.2 to −0.3; world-priced goods higher. Only cement matters</w:t>
             </w:r>
           </w:p>
         </w:tc>
@@ -1187,12 +1179,8 @@
               <w:spacing w:after="0"/>
               <w:jc w:val="center"/>
             </w:pPr>
-            <w:r/>
             <w:r>
-              <w:rPr>
-                <w:sz w:val="18"/>
-              </w:rPr>
-              <w:t>Low</w:t>
+              <w:t>Low–Medium</w:t>
             </w:r>
           </w:p>
         </w:tc>

--- a/egypt-final/3_Methodology.docx
+++ b/egypt-final/3_Methodology.docx
@@ -1166,7 +1166,7 @@
               <w:jc w:val="center"/>
             </w:pPr>
             <w:r>
-              <w:t>Literature: cement demand −0.02 to −0.16 with 20–40% pass-through; steel −0.2 to −0.3; world-priced goods higher. Only cement matters</w:t>
+              <w:t>Literature: cement industry demand −0.02 to −0.16 with 20–40% pass-through; steel pass-through 55–85%; world-priced goods higher. Only cement matters</w:t>
             </w:r>
           </w:p>
         </w:tc>
